--- a/pages/docs/BCs_MapHub_Public_Data_Checklist.docx
+++ b/pages/docs/BCs_MapHub_Public_Data_Checklist.docx
@@ -20,29 +20,7 @@
           <w:sz w:val="32"/>
           <w:szCs w:val="32"/>
         </w:rPr>
-        <w:t xml:space="preserve">BC’s </w:t>
-      </w:r>
-      <w:proofErr w:type="spellStart"/>
-      <w:r>
-        <w:rPr>
-          <w:b/>
-          <w:bCs/>
-          <w:color w:val="1F497D" w:themeColor="text2"/>
-          <w:sz w:val="32"/>
-          <w:szCs w:val="32"/>
-        </w:rPr>
-        <w:t>MapHub</w:t>
-      </w:r>
-      <w:proofErr w:type="spellEnd"/>
-      <w:r>
-        <w:rPr>
-          <w:b/>
-          <w:bCs/>
-          <w:color w:val="1F497D" w:themeColor="text2"/>
-          <w:sz w:val="32"/>
-          <w:szCs w:val="32"/>
-        </w:rPr>
-        <w:t xml:space="preserve"> Public Content Publication Checklist: </w:t>
+        <w:t xml:space="preserve">BC’s MapHub Public Content Publication Checklist: </w:t>
       </w:r>
       <w:r>
         <w:rPr>
@@ -74,23 +52,7 @@
           <w:sz w:val="18"/>
           <w:szCs w:val="18"/>
         </w:rPr>
-        <w:t xml:space="preserve"> is recommended to be used by BC’s </w:t>
-      </w:r>
-      <w:proofErr w:type="spellStart"/>
-      <w:r>
-        <w:rPr>
-          <w:sz w:val="18"/>
-          <w:szCs w:val="18"/>
-        </w:rPr>
-        <w:t>MapHub</w:t>
-      </w:r>
-      <w:proofErr w:type="spellEnd"/>
-      <w:r>
-        <w:rPr>
-          <w:sz w:val="18"/>
-          <w:szCs w:val="18"/>
-        </w:rPr>
-        <w:t xml:space="preserve"> content owners to support preparing their </w:t>
+        <w:t xml:space="preserve"> is recommended to be used by BC’s MapHub content owners to support preparing their </w:t>
       </w:r>
       <w:r>
         <w:rPr>
@@ -219,6 +181,7 @@
                   <w14:uncheckedState w14:val="2610" w14:font="MS Gothic"/>
                 </w14:checkbox>
               </w:sdtPr>
+              <w:sdtEndPr/>
               <w:sdtContent>
                 <w:r>
                   <w:rPr>
@@ -284,6 +247,7 @@
                   <w14:uncheckedState w14:val="2610" w14:font="MS Gothic"/>
                 </w14:checkbox>
               </w:sdtPr>
+              <w:sdtEndPr/>
               <w:sdtContent>
                 <w:r>
                   <w:rPr>
@@ -349,6 +313,7 @@
                   <w14:uncheckedState w14:val="2610" w14:font="MS Gothic"/>
                 </w14:checkbox>
               </w:sdtPr>
+              <w:sdtEndPr/>
               <w:sdtContent>
                 <w:r>
                   <w:rPr>
@@ -414,6 +379,7 @@
                   <w14:uncheckedState w14:val="2610" w14:font="MS Gothic"/>
                 </w14:checkbox>
               </w:sdtPr>
+              <w:sdtEndPr/>
               <w:sdtContent>
                 <w:r>
                   <w:rPr>
@@ -479,6 +445,7 @@
                   <w14:uncheckedState w14:val="2610" w14:font="MS Gothic"/>
                 </w14:checkbox>
               </w:sdtPr>
+              <w:sdtEndPr/>
               <w:sdtContent>
                 <w:r>
                   <w:rPr>
@@ -544,6 +511,7 @@
                   <w14:uncheckedState w14:val="2610" w14:font="MS Gothic"/>
                 </w14:checkbox>
               </w:sdtPr>
+              <w:sdtEndPr/>
               <w:sdtContent>
                 <w:r>
                   <w:rPr>
@@ -638,6 +606,13 @@
               </w:rPr>
               <w:t xml:space="preserve">record) </w:t>
             </w:r>
+            <w:r>
+              <w:rPr>
+                <w:sz w:val="20"/>
+                <w:szCs w:val="20"/>
+              </w:rPr>
+              <w:t>or a link to the source data, if external.</w:t>
+            </w:r>
           </w:p>
         </w:tc>
         <w:tc>
@@ -666,6 +641,7 @@
                   <w14:uncheckedState w14:val="2610" w14:font="MS Gothic"/>
                 </w14:checkbox>
               </w:sdtPr>
+              <w:sdtEndPr/>
               <w:sdtContent>
                 <w:r>
                   <w:rPr>
@@ -745,6 +721,7 @@
                   <w14:uncheckedState w14:val="2610" w14:font="MS Gothic"/>
                 </w14:checkbox>
               </w:sdtPr>
+              <w:sdtEndPr/>
               <w:sdtContent>
                 <w:r>
                   <w:rPr>
@@ -810,6 +787,7 @@
                   <w14:uncheckedState w14:val="2610" w14:font="MS Gothic"/>
                 </w14:checkbox>
               </w:sdtPr>
+              <w:sdtEndPr/>
               <w:sdtContent>
                 <w:r>
                   <w:rPr>
@@ -875,6 +853,7 @@
                   <w14:uncheckedState w14:val="2610" w14:font="MS Gothic"/>
                 </w14:checkbox>
               </w:sdtPr>
+              <w:sdtEndPr/>
               <w:sdtContent>
                 <w:r>
                   <w:rPr>
@@ -940,6 +919,7 @@
                   <w14:uncheckedState w14:val="2610" w14:font="MS Gothic"/>
                 </w14:checkbox>
               </w:sdtPr>
+              <w:sdtEndPr/>
               <w:sdtContent>
                 <w:r>
                   <w:rPr>
@@ -1052,6 +1032,7 @@
                   <w14:uncheckedState w14:val="2610" w14:font="MS Gothic"/>
                 </w14:checkbox>
               </w:sdtPr>
+              <w:sdtEndPr/>
               <w:sdtContent>
                 <w:r>
                   <w:rPr>
@@ -1117,6 +1098,7 @@
                   <w14:uncheckedState w14:val="2610" w14:font="MS Gothic"/>
                 </w14:checkbox>
               </w:sdtPr>
+              <w:sdtEndPr/>
               <w:sdtContent>
                 <w:r>
                   <w:rPr>
@@ -1182,6 +1164,7 @@
                   <w14:uncheckedState w14:val="2610" w14:font="MS Gothic"/>
                 </w14:checkbox>
               </w:sdtPr>
+              <w:sdtEndPr/>
               <w:sdtContent>
                 <w:r>
                   <w:rPr>
@@ -1247,6 +1230,7 @@
                   <w14:uncheckedState w14:val="2610" w14:font="MS Gothic"/>
                 </w14:checkbox>
               </w:sdtPr>
+              <w:sdtEndPr/>
               <w:sdtContent>
                 <w:r>
                   <w:rPr>
@@ -1384,6 +1368,7 @@
                   <w14:uncheckedState w14:val="2610" w14:font="MS Gothic"/>
                 </w14:checkbox>
               </w:sdtPr>
+              <w:sdtEndPr/>
               <w:sdtContent>
                 <w:r>
                   <w:rPr>
@@ -1449,6 +1434,7 @@
                   <w14:uncheckedState w14:val="2610" w14:font="MS Gothic"/>
                 </w14:checkbox>
               </w:sdtPr>
+              <w:sdtEndPr/>
               <w:sdtContent>
                 <w:r>
                   <w:rPr>
@@ -1514,6 +1500,7 @@
                   <w14:uncheckedState w14:val="2610" w14:font="MS Gothic"/>
                 </w14:checkbox>
               </w:sdtPr>
+              <w:sdtEndPr/>
               <w:sdtContent>
                 <w:r>
                   <w:rPr>
@@ -1651,6 +1638,7 @@
                   <w14:uncheckedState w14:val="2610" w14:font="MS Gothic"/>
                 </w14:checkbox>
               </w:sdtPr>
+              <w:sdtEndPr/>
               <w:sdtContent>
                 <w:r>
                   <w:rPr>
@@ -1730,6 +1718,7 @@
                   <w14:uncheckedState w14:val="2610" w14:font="MS Gothic"/>
                 </w14:checkbox>
               </w:sdtPr>
+              <w:sdtEndPr/>
               <w:sdtContent>
                 <w:r>
                   <w:rPr>
@@ -1802,6 +1791,7 @@
                   <w14:uncheckedState w14:val="2610" w14:font="MS Gothic"/>
                 </w14:checkbox>
               </w:sdtPr>
+              <w:sdtEndPr/>
               <w:sdtContent>
                 <w:r>
                   <w:rPr>
@@ -1940,6 +1930,7 @@
                   <w14:uncheckedState w14:val="2610" w14:font="MS Gothic"/>
                 </w14:checkbox>
               </w:sdtPr>
+              <w:sdtEndPr/>
               <w:sdtContent>
                 <w:r>
                   <w:rPr>
@@ -2005,6 +1996,7 @@
                   <w14:uncheckedState w14:val="2610" w14:font="MS Gothic"/>
                 </w14:checkbox>
               </w:sdtPr>
+              <w:sdtEndPr/>
               <w:sdtContent>
                 <w:r>
                   <w:rPr>
@@ -2070,6 +2062,7 @@
                   <w14:uncheckedState w14:val="2610" w14:font="MS Gothic"/>
                 </w14:checkbox>
               </w:sdtPr>
+              <w:sdtEndPr/>
               <w:sdtContent>
                 <w:r>
                   <w:rPr>
@@ -6694,6 +6687,22 @@
 </file>
 
 <file path=customXml/item1.xml><?xml version="1.0" encoding="utf-8"?>
+<p:properties xmlns:p="http://schemas.microsoft.com/office/2006/metadata/properties" xmlns:xsi="http://www.w3.org/2001/XMLSchema-instance">
+  <documentManagement>
+    <_dlc_DocId xmlns="9e25b213-8f24-4405-9f1d-114327f56599">VSRJE7377HCP-293-53</_dlc_DocId>
+    <_dlc_DocIdUrl xmlns="9e25b213-8f24-4405-9f1d-114327f56599">
+      <Url>https://bawt.gov.bc.ca/databc/databcteam/_layouts/DocIdRedir.aspx?ID=VSRJE7377HCP-293-53</Url>
+      <Description>VSRJE7377HCP-293-53</Description>
+    </_dlc_DocIdUrl>
+  </documentManagement>
+</p:properties>
+</file>
+
+<file path=customXml/item2.xml><?xml version="1.0" encoding="utf-8"?>
+<b:Sources xmlns:b="http://schemas.openxmlformats.org/officeDocument/2006/bibliography" xmlns="http://schemas.openxmlformats.org/officeDocument/2006/bibliography" SelectedStyle="\APA.XSL" StyleName="APA"/>
+</file>
+
+<file path=customXml/item3.xml><?xml version="1.0" encoding="utf-8"?>
 <?mso-contentType ?>
 <spe:Receivers xmlns:spe="http://schemas.microsoft.com/sharepoint/events">
   <Receiver>
@@ -6739,32 +6748,7 @@
 </spe:Receivers>
 </file>
 
-<file path=customXml/item2.xml><?xml version="1.0" encoding="utf-8"?>
-<b:Sources xmlns:b="http://schemas.openxmlformats.org/officeDocument/2006/bibliography" xmlns="http://schemas.openxmlformats.org/officeDocument/2006/bibliography" SelectedStyle="\APA.XSL" StyleName="APA"/>
-</file>
-
-<file path=customXml/item3.xml><?xml version="1.0" encoding="utf-8"?>
-<p:properties xmlns:p="http://schemas.microsoft.com/office/2006/metadata/properties" xmlns:xsi="http://www.w3.org/2001/XMLSchema-instance">
-  <documentManagement>
-    <_dlc_DocId xmlns="9e25b213-8f24-4405-9f1d-114327f56599">VSRJE7377HCP-293-53</_dlc_DocId>
-    <_dlc_DocIdUrl xmlns="9e25b213-8f24-4405-9f1d-114327f56599">
-      <Url>https://bawt.gov.bc.ca/databc/databcteam/_layouts/DocIdRedir.aspx?ID=VSRJE7377HCP-293-53</Url>
-      <Description>VSRJE7377HCP-293-53</Description>
-    </_dlc_DocIdUrl>
-  </documentManagement>
-</p:properties>
-</file>
-
 <file path=customXml/item4.xml><?xml version="1.0" encoding="utf-8"?>
-<?mso-contentType ?>
-<FormTemplates xmlns="http://schemas.microsoft.com/sharepoint/v3/contenttype/forms">
-  <Display>DocumentLibraryForm</Display>
-  <Edit>DocumentLibraryForm</Edit>
-  <New>DocumentLibraryForm</New>
-</FormTemplates>
-</file>
-
-<file path=customXml/item5.xml><?xml version="1.0" encoding="utf-8"?>
 <ct:contentTypeSchema xmlns:ct="http://schemas.microsoft.com/office/2006/metadata/contentType" xmlns:ma="http://schemas.microsoft.com/office/2006/metadata/properties/metaAttributes" ct:_="" ma:_="" ma:contentTypeName="Document" ma:contentTypeID="0x01010005F53318E09040429F768C23018FEFF5" ma:contentTypeVersion="1" ma:contentTypeDescription="Create a new document." ma:contentTypeScope="" ma:versionID="d4b48acb9a0aa1ae4853aba9b3ed9305">
   <xsd:schema xmlns:xsd="http://www.w3.org/2001/XMLSchema" xmlns:xs="http://www.w3.org/2001/XMLSchema" xmlns:p="http://schemas.microsoft.com/office/2006/metadata/properties" xmlns:ns2="9e25b213-8f24-4405-9f1d-114327f56599" targetNamespace="http://schemas.microsoft.com/office/2006/metadata/properties" ma:root="true" ma:fieldsID="bb97cc1e32c6514f37361c6d6151b2c4" ns2:_="">
     <xsd:import namespace="9e25b213-8f24-4405-9f1d-114327f56599"/>
@@ -6909,10 +6893,20 @@
 </ct:contentTypeSchema>
 </file>
 
+<file path=customXml/item5.xml><?xml version="1.0" encoding="utf-8"?>
+<?mso-contentType ?>
+<FormTemplates xmlns="http://schemas.microsoft.com/sharepoint/v3/contenttype/forms">
+  <Display>DocumentLibraryForm</Display>
+  <Edit>DocumentLibraryForm</Edit>
+  <New>DocumentLibraryForm</New>
+</FormTemplates>
+</file>
+
 <file path=customXml/itemProps1.xml><?xml version="1.0" encoding="utf-8"?>
-<ds:datastoreItem xmlns:ds="http://schemas.openxmlformats.org/officeDocument/2006/customXml" ds:itemID="{9753AC55-4CBF-4310-9C57-A080F628D7AB}">
+<ds:datastoreItem xmlns:ds="http://schemas.openxmlformats.org/officeDocument/2006/customXml" ds:itemID="{4F5D3724-6051-43D4-B027-56200022B05B}">
   <ds:schemaRefs>
-    <ds:schemaRef ds:uri="http://schemas.microsoft.com/sharepoint/events"/>
+    <ds:schemaRef ds:uri="http://schemas.microsoft.com/office/2006/metadata/properties"/>
+    <ds:schemaRef ds:uri="9e25b213-8f24-4405-9f1d-114327f56599"/>
   </ds:schemaRefs>
 </ds:datastoreItem>
 </file>
@@ -6926,23 +6920,14 @@
 </file>
 
 <file path=customXml/itemProps3.xml><?xml version="1.0" encoding="utf-8"?>
-<ds:datastoreItem xmlns:ds="http://schemas.openxmlformats.org/officeDocument/2006/customXml" ds:itemID="{4F5D3724-6051-43D4-B027-56200022B05B}">
+<ds:datastoreItem xmlns:ds="http://schemas.openxmlformats.org/officeDocument/2006/customXml" ds:itemID="{9753AC55-4CBF-4310-9C57-A080F628D7AB}">
   <ds:schemaRefs>
-    <ds:schemaRef ds:uri="http://schemas.microsoft.com/office/2006/metadata/properties"/>
-    <ds:schemaRef ds:uri="9e25b213-8f24-4405-9f1d-114327f56599"/>
+    <ds:schemaRef ds:uri="http://schemas.microsoft.com/sharepoint/events"/>
   </ds:schemaRefs>
 </ds:datastoreItem>
 </file>
 
 <file path=customXml/itemProps4.xml><?xml version="1.0" encoding="utf-8"?>
-<ds:datastoreItem xmlns:ds="http://schemas.openxmlformats.org/officeDocument/2006/customXml" ds:itemID="{ABA8E140-4782-4963-9EA7-C6B91DC33F25}">
-  <ds:schemaRefs>
-    <ds:schemaRef ds:uri="http://schemas.microsoft.com/sharepoint/v3/contenttype/forms"/>
-  </ds:schemaRefs>
-</ds:datastoreItem>
-</file>
-
-<file path=customXml/itemProps5.xml><?xml version="1.0" encoding="utf-8"?>
 <ds:datastoreItem xmlns:ds="http://schemas.openxmlformats.org/officeDocument/2006/customXml" ds:itemID="{7830D8E5-41D2-47E5-A4D6-EF615B248749}">
   <ds:schemaRefs>
     <ds:schemaRef ds:uri="http://schemas.microsoft.com/office/2006/metadata/contentType"/>
@@ -6958,4 +6943,12 @@
     <ds:schemaRef ds:uri="http://schemas.microsoft.com/internal/obd"/>
   </ds:schemaRefs>
 </ds:datastoreItem>
+</file>
+
+<file path=customXml/itemProps5.xml><?xml version="1.0" encoding="utf-8"?>
+<ds:datastoreItem xmlns:ds="http://schemas.openxmlformats.org/officeDocument/2006/customXml" ds:itemID="{ABA8E140-4782-4963-9EA7-C6B91DC33F25}">
+  <ds:schemaRefs>
+    <ds:schemaRef ds:uri="http://schemas.microsoft.com/sharepoint/v3/contenttype/forms"/>
+  </ds:schemaRefs>
+</ds:datastoreItem>
 </file>
--- a/pages/docs/BCs_MapHub_Public_Data_Checklist.docx
+++ b/pages/docs/BCs_MapHub_Public_Data_Checklist.docx
@@ -1,6 +1,6 @@
 
 <file path=word/document.xml><?xml version="1.0" encoding="utf-8"?>
-<w:document xmlns:wpc="http://schemas.microsoft.com/office/word/2010/wordprocessingCanvas" xmlns:cx="http://schemas.microsoft.com/office/drawing/2014/chartex" xmlns:cx1="http://schemas.microsoft.com/office/drawing/2015/9/8/chartex" xmlns:cx2="http://schemas.microsoft.com/office/drawing/2015/10/21/chartex" xmlns:cx3="http://schemas.microsoft.com/office/drawing/2016/5/9/chartex" xmlns:cx4="http://schemas.microsoft.com/office/drawing/2016/5/10/chartex" xmlns:cx5="http://schemas.microsoft.com/office/drawing/2016/5/11/chartex" xmlns:cx6="http://schemas.microsoft.com/office/drawing/2016/5/12/chartex" xmlns:cx7="http://schemas.microsoft.com/office/drawing/2016/5/13/chartex" xmlns:cx8="http://schemas.microsoft.com/office/drawing/2016/5/14/chartex" xmlns:mc="http://schemas.openxmlformats.org/markup-compatibility/2006" xmlns:aink="http://schemas.microsoft.com/office/drawing/2016/ink" xmlns:am3d="http://schemas.microsoft.com/office/drawing/2017/model3d" xmlns:o="urn:schemas-microsoft-com:office:office" xmlns:oel="http://schemas.microsoft.com/office/2019/extlst" xmlns:r="http://schemas.openxmlformats.org/officeDocument/2006/relationships" xmlns:m="http://schemas.openxmlformats.org/officeDocument/2006/math" xmlns:v="urn:schemas-microsoft-com:vml" xmlns:wp14="http://schemas.microsoft.com/office/word/2010/wordprocessingDrawing" xmlns:wp="http://schemas.openxmlformats.org/drawingml/2006/wordprocessingDrawing" xmlns:w10="urn:schemas-microsoft-com:office:word" xmlns:w="http://schemas.openxmlformats.org/wordprocessingml/2006/main" xmlns:w14="http://schemas.microsoft.com/office/word/2010/wordml" xmlns:w15="http://schemas.microsoft.com/office/word/2012/wordml" xmlns:w16cex="http://schemas.microsoft.com/office/word/2018/wordml/cex" xmlns:w16cid="http://schemas.microsoft.com/office/word/2016/wordml/cid" xmlns:w16="http://schemas.microsoft.com/office/word/2018/wordml" xmlns:w16du="http://schemas.microsoft.com/office/word/2023/wordml/word16du" xmlns:w16sdtdh="http://schemas.microsoft.com/office/word/2020/wordml/sdtdatahash" xmlns:w16sdtfl="http://schemas.microsoft.com/office/word/2024/wordml/sdtformatlock" xmlns:w16se="http://schemas.microsoft.com/office/word/2015/wordml/symex" xmlns:wpg="http://schemas.microsoft.com/office/word/2010/wordprocessingGroup" xmlns:wpi="http://schemas.microsoft.com/office/word/2010/wordprocessingInk" xmlns:wne="http://schemas.microsoft.com/office/word/2006/wordml" xmlns:wps="http://schemas.microsoft.com/office/word/2010/wordprocessingShape" mc:Ignorable="w14 w15 w16se w16cid w16 w16cex w16sdtdh w16sdtfl w16du wp14">
+<w:document xmlns:wpc="http://schemas.microsoft.com/office/word/2010/wordprocessingCanvas" xmlns:cx="http://schemas.microsoft.com/office/drawing/2014/chartex" xmlns:cx1="http://schemas.microsoft.com/office/drawing/2015/9/8/chartex" xmlns:cx2="http://schemas.microsoft.com/office/drawing/2015/10/21/chartex" xmlns:cx3="http://schemas.microsoft.com/office/drawing/2016/5/9/chartex" xmlns:cx4="http://schemas.microsoft.com/office/drawing/2016/5/10/chartex" xmlns:cx5="http://schemas.microsoft.com/office/drawing/2016/5/11/chartex" xmlns:cx6="http://schemas.microsoft.com/office/drawing/2016/5/12/chartex" xmlns:cx7="http://schemas.microsoft.com/office/drawing/2016/5/13/chartex" xmlns:cx8="http://schemas.microsoft.com/office/drawing/2016/5/14/chartex" xmlns:mc="http://schemas.openxmlformats.org/markup-compatibility/2006" xmlns:aink="http://schemas.microsoft.com/office/drawing/2016/ink" xmlns:am3d="http://schemas.microsoft.com/office/drawing/2017/model3d" xmlns:o="urn:schemas-microsoft-com:office:office" xmlns:oel="http://schemas.microsoft.com/office/2019/extlst" xmlns:r="http://schemas.openxmlformats.org/officeDocument/2006/relationships" xmlns:m="http://schemas.openxmlformats.org/officeDocument/2006/math" xmlns:v="urn:schemas-microsoft-com:vml" xmlns:wp14="http://schemas.microsoft.com/office/word/2010/wordprocessingDrawing" xmlns:wp="http://schemas.openxmlformats.org/drawingml/2006/wordprocessingDrawing" xmlns:w10="urn:schemas-microsoft-com:office:word" xmlns:w="http://schemas.openxmlformats.org/wordprocessingml/2006/main" xmlns:w14="http://schemas.microsoft.com/office/word/2010/wordml" xmlns:w15="http://schemas.microsoft.com/office/word/2012/wordml" xmlns:w16cei="http://schemas.microsoft.com/office/word/2026/wordml/cei" xmlns:w16cex="http://schemas.microsoft.com/office/word/2018/wordml/cex" xmlns:w16cid="http://schemas.microsoft.com/office/word/2016/wordml/cid" xmlns:w16="http://schemas.microsoft.com/office/word/2018/wordml" xmlns:w16du="http://schemas.microsoft.com/office/word/2023/wordml/word16du" xmlns:w16sdtdh="http://schemas.microsoft.com/office/word/2020/wordml/sdtdatahash" xmlns:w16sdtfl="http://schemas.microsoft.com/office/word/2024/wordml/sdtformatlock" xmlns:w16se="http://schemas.microsoft.com/office/word/2015/wordml/symex" xmlns:wpg="http://schemas.microsoft.com/office/word/2010/wordprocessingGroup" xmlns:wpi="http://schemas.microsoft.com/office/word/2010/wordprocessingInk" xmlns:wne="http://schemas.microsoft.com/office/word/2006/wordml" xmlns:wps="http://schemas.microsoft.com/office/word/2010/wordprocessingShape" mc:Ignorable="w14 w15 w16se w16cid w16 w16cex w16sdtdh w16sdtfl w16du wp14">
   <w:body>
     <w:p>
       <w:pPr>
@@ -20,7 +20,29 @@
           <w:sz w:val="32"/>
           <w:szCs w:val="32"/>
         </w:rPr>
-        <w:t xml:space="preserve">BC’s MapHub Public Content Publication Checklist: </w:t>
+        <w:t xml:space="preserve">BC’s </w:t>
+      </w:r>
+      <w:proofErr w:type="spellStart"/>
+      <w:r>
+        <w:rPr>
+          <w:b/>
+          <w:bCs/>
+          <w:color w:val="1F497D" w:themeColor="text2"/>
+          <w:sz w:val="32"/>
+          <w:szCs w:val="32"/>
+        </w:rPr>
+        <w:t>MapHub</w:t>
+      </w:r>
+      <w:proofErr w:type="spellEnd"/>
+      <w:r>
+        <w:rPr>
+          <w:b/>
+          <w:bCs/>
+          <w:color w:val="1F497D" w:themeColor="text2"/>
+          <w:sz w:val="32"/>
+          <w:szCs w:val="32"/>
+        </w:rPr>
+        <w:t xml:space="preserve"> Public Content Publication Checklist: </w:t>
       </w:r>
       <w:r>
         <w:rPr>
@@ -52,7 +74,23 @@
           <w:sz w:val="18"/>
           <w:szCs w:val="18"/>
         </w:rPr>
-        <w:t xml:space="preserve"> is recommended to be used by BC’s MapHub content owners to support preparing their </w:t>
+        <w:t xml:space="preserve"> is recommended to be used by BC’s </w:t>
+      </w:r>
+      <w:proofErr w:type="spellStart"/>
+      <w:r>
+        <w:rPr>
+          <w:sz w:val="18"/>
+          <w:szCs w:val="18"/>
+        </w:rPr>
+        <w:t>MapHub</w:t>
+      </w:r>
+      <w:proofErr w:type="spellEnd"/>
+      <w:r>
+        <w:rPr>
+          <w:sz w:val="18"/>
+          <w:szCs w:val="18"/>
+        </w:rPr>
+        <w:t xml:space="preserve"> content owners to support preparing their </w:t>
       </w:r>
       <w:r>
         <w:rPr>
@@ -1338,6 +1376,71 @@
                 <w:sz w:val="20"/>
                 <w:szCs w:val="20"/>
               </w:rPr>
+              <w:t>Data is spatial</w:t>
+            </w:r>
+          </w:p>
+        </w:tc>
+        <w:tc>
+          <w:tcPr>
+            <w:tcW w:w="850" w:type="dxa"/>
+            <w:vAlign w:val="center"/>
+          </w:tcPr>
+          <w:p>
+            <w:pPr>
+              <w:jc w:val="center"/>
+              <w:rPr>
+                <w:sz w:val="20"/>
+                <w:szCs w:val="20"/>
+              </w:rPr>
+            </w:pPr>
+            <w:sdt>
+              <w:sdtPr>
+                <w:rPr>
+                  <w:sz w:val="20"/>
+                  <w:szCs w:val="20"/>
+                </w:rPr>
+                <w:id w:val="-904604123"/>
+                <w14:checkbox>
+                  <w14:checked w14:val="0"/>
+                  <w14:checkedState w14:val="00FC" w14:font="Wingdings"/>
+                  <w14:uncheckedState w14:val="2610" w14:font="MS Gothic"/>
+                </w14:checkbox>
+              </w:sdtPr>
+              <w:sdtContent>
+                <w:r>
+                  <w:rPr>
+                    <w:rFonts w:ascii="MS Gothic" w:eastAsia="MS Gothic" w:hAnsi="MS Gothic" w:hint="eastAsia"/>
+                    <w:sz w:val="20"/>
+                    <w:szCs w:val="20"/>
+                  </w:rPr>
+                  <w:t>☐</w:t>
+                </w:r>
+              </w:sdtContent>
+            </w:sdt>
+          </w:p>
+        </w:tc>
+      </w:tr>
+      <w:tr>
+        <w:trPr>
+          <w:trHeight w:val="397"/>
+        </w:trPr>
+        <w:tc>
+          <w:tcPr>
+            <w:tcW w:w="8500" w:type="dxa"/>
+            <w:vAlign w:val="center"/>
+          </w:tcPr>
+          <w:p>
+            <w:pPr>
+              <w:rPr>
+                <w:sz w:val="20"/>
+                <w:szCs w:val="20"/>
+              </w:rPr>
+            </w:pPr>
+            <w:r>
+              <w:rPr>
+                <w:sz w:val="20"/>
+                <w:szCs w:val="20"/>
+              </w:rPr>
               <w:t>Column (Field) names and aliases are descriptive of the values</w:t>
             </w:r>
           </w:p>
@@ -2112,7 +2215,7 @@
 </file>
 
 <file path=word/endnotes.xml><?xml version="1.0" encoding="utf-8"?>
-<w:endnotes xmlns:wpc="http://schemas.microsoft.com/office/word/2010/wordprocessingCanvas" xmlns:cx="http://schemas.microsoft.com/office/drawing/2014/chartex" xmlns:cx1="http://schemas.microsoft.com/office/drawing/2015/9/8/chartex" xmlns:cx2="http://schemas.microsoft.com/office/drawing/2015/10/21/chartex" xmlns:cx3="http://schemas.microsoft.com/office/drawing/2016/5/9/chartex" xmlns:cx4="http://schemas.microsoft.com/office/drawing/2016/5/10/chartex" xmlns:cx5="http://schemas.microsoft.com/office/drawing/2016/5/11/chartex" xmlns:cx6="http://schemas.microsoft.com/office/drawing/2016/5/12/chartex" xmlns:cx7="http://schemas.microsoft.com/office/drawing/2016/5/13/chartex" xmlns:cx8="http://schemas.microsoft.com/office/drawing/2016/5/14/chartex" xmlns:mc="http://schemas.openxmlformats.org/markup-compatibility/2006" xmlns:aink="http://schemas.microsoft.com/office/drawing/2016/ink" xmlns:am3d="http://schemas.microsoft.com/office/drawing/2017/model3d" xmlns:o="urn:schemas-microsoft-com:office:office" xmlns:oel="http://schemas.microsoft.com/office/2019/extlst" xmlns:r="http://schemas.openxmlformats.org/officeDocument/2006/relationships" xmlns:m="http://schemas.openxmlformats.org/officeDocument/2006/math" xmlns:v="urn:schemas-microsoft-com:vml" xmlns:wp14="http://schemas.microsoft.com/office/word/2010/wordprocessingDrawing" xmlns:wp="http://schemas.openxmlformats.org/drawingml/2006/wordprocessingDrawing" xmlns:w10="urn:schemas-microsoft-com:office:word" xmlns:w="http://schemas.openxmlformats.org/wordprocessingml/2006/main" xmlns:w14="http://schemas.microsoft.com/office/word/2010/wordml" xmlns:w15="http://schemas.microsoft.com/office/word/2012/wordml" xmlns:w16cex="http://schemas.microsoft.com/office/word/2018/wordml/cex" xmlns:w16cid="http://schemas.microsoft.com/office/word/2016/wordml/cid" xmlns:w16="http://schemas.microsoft.com/office/word/2018/wordml" xmlns:w16du="http://schemas.microsoft.com/office/word/2023/wordml/word16du" xmlns:w16sdtdh="http://schemas.microsoft.com/office/word/2020/wordml/sdtdatahash" xmlns:w16sdtfl="http://schemas.microsoft.com/office/word/2024/wordml/sdtformatlock" xmlns:w16se="http://schemas.microsoft.com/office/word/2015/wordml/symex" xmlns:wpg="http://schemas.microsoft.com/office/word/2010/wordprocessingGroup" xmlns:wpi="http://schemas.microsoft.com/office/word/2010/wordprocessingInk" xmlns:wne="http://schemas.microsoft.com/office/word/2006/wordml" xmlns:wps="http://schemas.microsoft.com/office/word/2010/wordprocessingShape" mc:Ignorable="w14 w15 w16se w16cid w16 w16cex w16sdtdh w16sdtfl w16du wp14">
+<w:endnotes xmlns:wpc="http://schemas.microsoft.com/office/word/2010/wordprocessingCanvas" xmlns:cx="http://schemas.microsoft.com/office/drawing/2014/chartex" xmlns:cx1="http://schemas.microsoft.com/office/drawing/2015/9/8/chartex" xmlns:cx2="http://schemas.microsoft.com/office/drawing/2015/10/21/chartex" xmlns:cx3="http://schemas.microsoft.com/office/drawing/2016/5/9/chartex" xmlns:cx4="http://schemas.microsoft.com/office/drawing/2016/5/10/chartex" xmlns:cx5="http://schemas.microsoft.com/office/drawing/2016/5/11/chartex" xmlns:cx6="http://schemas.microsoft.com/office/drawing/2016/5/12/chartex" xmlns:cx7="http://schemas.microsoft.com/office/drawing/2016/5/13/chartex" xmlns:cx8="http://schemas.microsoft.com/office/drawing/2016/5/14/chartex" xmlns:mc="http://schemas.openxmlformats.org/markup-compatibility/2006" xmlns:aink="http://schemas.microsoft.com/office/drawing/2016/ink" xmlns:am3d="http://schemas.microsoft.com/office/drawing/2017/model3d" xmlns:o="urn:schemas-microsoft-com:office:office" xmlns:oel="http://schemas.microsoft.com/office/2019/extlst" xmlns:r="http://schemas.openxmlformats.org/officeDocument/2006/relationships" xmlns:m="http://schemas.openxmlformats.org/officeDocument/2006/math" xmlns:v="urn:schemas-microsoft-com:vml" xmlns:wp14="http://schemas.microsoft.com/office/word/2010/wordprocessingDrawing" xmlns:wp="http://schemas.openxmlformats.org/drawingml/2006/wordprocessingDrawing" xmlns:w10="urn:schemas-microsoft-com:office:word" xmlns:w="http://schemas.openxmlformats.org/wordprocessingml/2006/main" xmlns:w14="http://schemas.microsoft.com/office/word/2010/wordml" xmlns:w15="http://schemas.microsoft.com/office/word/2012/wordml" xmlns:w16cei="http://schemas.microsoft.com/office/word/2026/wordml/cei" xmlns:w16cex="http://schemas.microsoft.com/office/word/2018/wordml/cex" xmlns:w16cid="http://schemas.microsoft.com/office/word/2016/wordml/cid" xmlns:w16="http://schemas.microsoft.com/office/word/2018/wordml" xmlns:w16du="http://schemas.microsoft.com/office/word/2023/wordml/word16du" xmlns:w16sdtdh="http://schemas.microsoft.com/office/word/2020/wordml/sdtdatahash" xmlns:w16sdtfl="http://schemas.microsoft.com/office/word/2024/wordml/sdtformatlock" xmlns:w16se="http://schemas.microsoft.com/office/word/2015/wordml/symex" xmlns:wpg="http://schemas.microsoft.com/office/word/2010/wordprocessingGroup" xmlns:wpi="http://schemas.microsoft.com/office/word/2010/wordprocessingInk" xmlns:wne="http://schemas.microsoft.com/office/word/2006/wordml" xmlns:wps="http://schemas.microsoft.com/office/word/2010/wordprocessingShape" mc:Ignorable="w14 w15 w16se w16cid w16 w16cex w16sdtdh w16sdtfl w16du wp14">
   <w:endnote w:type="separator" w:id="-1">
     <w:p>
       <w:r>
@@ -2131,7 +2234,7 @@
 </file>
 
 <file path=word/footer1.xml><?xml version="1.0" encoding="utf-8"?>
-<w:ftr xmlns:wpc="http://schemas.microsoft.com/office/word/2010/wordprocessingCanvas" xmlns:cx="http://schemas.microsoft.com/office/drawing/2014/chartex" xmlns:cx1="http://schemas.microsoft.com/office/drawing/2015/9/8/chartex" xmlns:cx2="http://schemas.microsoft.com/office/drawing/2015/10/21/chartex" xmlns:cx3="http://schemas.microsoft.com/office/drawing/2016/5/9/chartex" xmlns:cx4="http://schemas.microsoft.com/office/drawing/2016/5/10/chartex" xmlns:cx5="http://schemas.microsoft.com/office/drawing/2016/5/11/chartex" xmlns:cx6="http://schemas.microsoft.com/office/drawing/2016/5/12/chartex" xmlns:cx7="http://schemas.microsoft.com/office/drawing/2016/5/13/chartex" xmlns:cx8="http://schemas.microsoft.com/office/drawing/2016/5/14/chartex" xmlns:mc="http://schemas.openxmlformats.org/markup-compatibility/2006" xmlns:aink="http://schemas.microsoft.com/office/drawing/2016/ink" xmlns:am3d="http://schemas.microsoft.com/office/drawing/2017/model3d" xmlns:o="urn:schemas-microsoft-com:office:office" xmlns:oel="http://schemas.microsoft.com/office/2019/extlst" xmlns:r="http://schemas.openxmlformats.org/officeDocument/2006/relationships" xmlns:m="http://schemas.openxmlformats.org/officeDocument/2006/math" xmlns:v="urn:schemas-microsoft-com:vml" xmlns:wp14="http://schemas.microsoft.com/office/word/2010/wordprocessingDrawing" xmlns:wp="http://schemas.openxmlformats.org/drawingml/2006/wordprocessingDrawing" xmlns:w10="urn:schemas-microsoft-com:office:word" xmlns:w="http://schemas.openxmlformats.org/wordprocessingml/2006/main" xmlns:w14="http://schemas.microsoft.com/office/word/2010/wordml" xmlns:w15="http://schemas.microsoft.com/office/word/2012/wordml" xmlns:w16cex="http://schemas.microsoft.com/office/word/2018/wordml/cex" xmlns:w16cid="http://schemas.microsoft.com/office/word/2016/wordml/cid" xmlns:w16="http://schemas.microsoft.com/office/word/2018/wordml" xmlns:w16du="http://schemas.microsoft.com/office/word/2023/wordml/word16du" xmlns:w16sdtdh="http://schemas.microsoft.com/office/word/2020/wordml/sdtdatahash" xmlns:w16sdtfl="http://schemas.microsoft.com/office/word/2024/wordml/sdtformatlock" xmlns:w16se="http://schemas.microsoft.com/office/word/2015/wordml/symex" xmlns:wpg="http://schemas.microsoft.com/office/word/2010/wordprocessingGroup" xmlns:wpi="http://schemas.microsoft.com/office/word/2010/wordprocessingInk" xmlns:wne="http://schemas.microsoft.com/office/word/2006/wordml" xmlns:wps="http://schemas.microsoft.com/office/word/2010/wordprocessingShape" mc:Ignorable="w14 w15 w16se w16cid w16 w16cex w16sdtdh w16sdtfl w16du wp14">
+<w:ftr xmlns:wpc="http://schemas.microsoft.com/office/word/2010/wordprocessingCanvas" xmlns:cx="http://schemas.microsoft.com/office/drawing/2014/chartex" xmlns:cx1="http://schemas.microsoft.com/office/drawing/2015/9/8/chartex" xmlns:cx2="http://schemas.microsoft.com/office/drawing/2015/10/21/chartex" xmlns:cx3="http://schemas.microsoft.com/office/drawing/2016/5/9/chartex" xmlns:cx4="http://schemas.microsoft.com/office/drawing/2016/5/10/chartex" xmlns:cx5="http://schemas.microsoft.com/office/drawing/2016/5/11/chartex" xmlns:cx6="http://schemas.microsoft.com/office/drawing/2016/5/12/chartex" xmlns:cx7="http://schemas.microsoft.com/office/drawing/2016/5/13/chartex" xmlns:cx8="http://schemas.microsoft.com/office/drawing/2016/5/14/chartex" xmlns:mc="http://schemas.openxmlformats.org/markup-compatibility/2006" xmlns:aink="http://schemas.microsoft.com/office/drawing/2016/ink" xmlns:am3d="http://schemas.microsoft.com/office/drawing/2017/model3d" xmlns:o="urn:schemas-microsoft-com:office:office" xmlns:oel="http://schemas.microsoft.com/office/2019/extlst" xmlns:r="http://schemas.openxmlformats.org/officeDocument/2006/relationships" xmlns:m="http://schemas.openxmlformats.org/officeDocument/2006/math" xmlns:v="urn:schemas-microsoft-com:vml" xmlns:wp14="http://schemas.microsoft.com/office/word/2010/wordprocessingDrawing" xmlns:wp="http://schemas.openxmlformats.org/drawingml/2006/wordprocessingDrawing" xmlns:w10="urn:schemas-microsoft-com:office:word" xmlns:w="http://schemas.openxmlformats.org/wordprocessingml/2006/main" xmlns:w14="http://schemas.microsoft.com/office/word/2010/wordml" xmlns:w15="http://schemas.microsoft.com/office/word/2012/wordml" xmlns:w16cei="http://schemas.microsoft.com/office/word/2026/wordml/cei" xmlns:w16cex="http://schemas.microsoft.com/office/word/2018/wordml/cex" xmlns:w16cid="http://schemas.microsoft.com/office/word/2016/wordml/cid" xmlns:w16="http://schemas.microsoft.com/office/word/2018/wordml" xmlns:w16du="http://schemas.microsoft.com/office/word/2023/wordml/word16du" xmlns:w16sdtdh="http://schemas.microsoft.com/office/word/2020/wordml/sdtdatahash" xmlns:w16sdtfl="http://schemas.microsoft.com/office/word/2024/wordml/sdtformatlock" xmlns:w16se="http://schemas.microsoft.com/office/word/2015/wordml/symex" xmlns:wpg="http://schemas.microsoft.com/office/word/2010/wordprocessingGroup" xmlns:wpi="http://schemas.microsoft.com/office/word/2010/wordprocessingInk" xmlns:wne="http://schemas.microsoft.com/office/word/2006/wordml" xmlns:wps="http://schemas.microsoft.com/office/word/2010/wordprocessingShape" mc:Ignorable="w14 w15 w16se w16cid w16 w16cex w16sdtdh w16sdtfl w16du wp14">
   <w:p>
     <w:pPr>
       <w:pStyle w:val="Footer"/>
@@ -2323,7 +2426,7 @@
 </file>
 
 <file path=word/footnotes.xml><?xml version="1.0" encoding="utf-8"?>
-<w:footnotes xmlns:wpc="http://schemas.microsoft.com/office/word/2010/wordprocessingCanvas" xmlns:cx="http://schemas.microsoft.com/office/drawing/2014/chartex" xmlns:cx1="http://schemas.microsoft.com/office/drawing/2015/9/8/chartex" xmlns:cx2="http://schemas.microsoft.com/office/drawing/2015/10/21/chartex" xmlns:cx3="http://schemas.microsoft.com/office/drawing/2016/5/9/chartex" xmlns:cx4="http://schemas.microsoft.com/office/drawing/2016/5/10/chartex" xmlns:cx5="http://schemas.microsoft.com/office/drawing/2016/5/11/chartex" xmlns:cx6="http://schemas.microsoft.com/office/drawing/2016/5/12/chartex" xmlns:cx7="http://schemas.microsoft.com/office/drawing/2016/5/13/chartex" xmlns:cx8="http://schemas.microsoft.com/office/drawing/2016/5/14/chartex" xmlns:mc="http://schemas.openxmlformats.org/markup-compatibility/2006" xmlns:aink="http://schemas.microsoft.com/office/drawing/2016/ink" xmlns:am3d="http://schemas.microsoft.com/office/drawing/2017/model3d" xmlns:o="urn:schemas-microsoft-com:office:office" xmlns:oel="http://schemas.microsoft.com/office/2019/extlst" xmlns:r="http://schemas.openxmlformats.org/officeDocument/2006/relationships" xmlns:m="http://schemas.openxmlformats.org/officeDocument/2006/math" xmlns:v="urn:schemas-microsoft-com:vml" xmlns:wp14="http://schemas.microsoft.com/office/word/2010/wordprocessingDrawing" xmlns:wp="http://schemas.openxmlformats.org/drawingml/2006/wordprocessingDrawing" xmlns:w10="urn:schemas-microsoft-com:office:word" xmlns:w="http://schemas.openxmlformats.org/wordprocessingml/2006/main" xmlns:w14="http://schemas.microsoft.com/office/word/2010/wordml" xmlns:w15="http://schemas.microsoft.com/office/word/2012/wordml" xmlns:w16cex="http://schemas.microsoft.com/office/word/2018/wordml/cex" xmlns:w16cid="http://schemas.microsoft.com/office/word/2016/wordml/cid" xmlns:w16="http://schemas.microsoft.com/office/word/2018/wordml" xmlns:w16du="http://schemas.microsoft.com/office/word/2023/wordml/word16du" xmlns:w16sdtdh="http://schemas.microsoft.com/office/word/2020/wordml/sdtdatahash" xmlns:w16sdtfl="http://schemas.microsoft.com/office/word/2024/wordml/sdtformatlock" xmlns:w16se="http://schemas.microsoft.com/office/word/2015/wordml/symex" xmlns:wpg="http://schemas.microsoft.com/office/word/2010/wordprocessingGroup" xmlns:wpi="http://schemas.microsoft.com/office/word/2010/wordprocessingInk" xmlns:wne="http://schemas.microsoft.com/office/word/2006/wordml" xmlns:wps="http://schemas.microsoft.com/office/word/2010/wordprocessingShape" mc:Ignorable="w14 w15 w16se w16cid w16 w16cex w16sdtdh w16sdtfl w16du wp14">
+<w:footnotes xmlns:wpc="http://schemas.microsoft.com/office/word/2010/wordprocessingCanvas" xmlns:cx="http://schemas.microsoft.com/office/drawing/2014/chartex" xmlns:cx1="http://schemas.microsoft.com/office/drawing/2015/9/8/chartex" xmlns:cx2="http://schemas.microsoft.com/office/drawing/2015/10/21/chartex" xmlns:cx3="http://schemas.microsoft.com/office/drawing/2016/5/9/chartex" xmlns:cx4="http://schemas.microsoft.com/office/drawing/2016/5/10/chartex" xmlns:cx5="http://schemas.microsoft.com/office/drawing/2016/5/11/chartex" xmlns:cx6="http://schemas.microsoft.com/office/drawing/2016/5/12/chartex" xmlns:cx7="http://schemas.microsoft.com/office/drawing/2016/5/13/chartex" xmlns:cx8="http://schemas.microsoft.com/office/drawing/2016/5/14/chartex" xmlns:mc="http://schemas.openxmlformats.org/markup-compatibility/2006" xmlns:aink="http://schemas.microsoft.com/office/drawing/2016/ink" xmlns:am3d="http://schemas.microsoft.com/office/drawing/2017/model3d" xmlns:o="urn:schemas-microsoft-com:office:office" xmlns:oel="http://schemas.microsoft.com/office/2019/extlst" xmlns:r="http://schemas.openxmlformats.org/officeDocument/2006/relationships" xmlns:m="http://schemas.openxmlformats.org/officeDocument/2006/math" xmlns:v="urn:schemas-microsoft-com:vml" xmlns:wp14="http://schemas.microsoft.com/office/word/2010/wordprocessingDrawing" xmlns:wp="http://schemas.openxmlformats.org/drawingml/2006/wordprocessingDrawing" xmlns:w10="urn:schemas-microsoft-com:office:word" xmlns:w="http://schemas.openxmlformats.org/wordprocessingml/2006/main" xmlns:w14="http://schemas.microsoft.com/office/word/2010/wordml" xmlns:w15="http://schemas.microsoft.com/office/word/2012/wordml" xmlns:w16cei="http://schemas.microsoft.com/office/word/2026/wordml/cei" xmlns:w16cex="http://schemas.microsoft.com/office/word/2018/wordml/cex" xmlns:w16cid="http://schemas.microsoft.com/office/word/2016/wordml/cid" xmlns:w16="http://schemas.microsoft.com/office/word/2018/wordml" xmlns:w16du="http://schemas.microsoft.com/office/word/2023/wordml/word16du" xmlns:w16sdtdh="http://schemas.microsoft.com/office/word/2020/wordml/sdtdatahash" xmlns:w16sdtfl="http://schemas.microsoft.com/office/word/2024/wordml/sdtformatlock" xmlns:w16se="http://schemas.microsoft.com/office/word/2015/wordml/symex" xmlns:wpg="http://schemas.microsoft.com/office/word/2010/wordprocessingGroup" xmlns:wpi="http://schemas.microsoft.com/office/word/2010/wordprocessingInk" xmlns:wne="http://schemas.microsoft.com/office/word/2006/wordml" xmlns:wps="http://schemas.microsoft.com/office/word/2010/wordprocessingShape" mc:Ignorable="w14 w15 w16se w16cid w16 w16cex w16sdtdh w16sdtfl w16du wp14">
   <w:footnote w:type="separator" w:id="-1">
     <w:p>
       <w:r>
@@ -2342,7 +2445,7 @@
 </file>
 
 <file path=word/header1.xml><?xml version="1.0" encoding="utf-8"?>
-<w:hdr xmlns:wpc="http://schemas.microsoft.com/office/word/2010/wordprocessingCanvas" xmlns:cx="http://schemas.microsoft.com/office/drawing/2014/chartex" xmlns:cx1="http://schemas.microsoft.com/office/drawing/2015/9/8/chartex" xmlns:cx2="http://schemas.microsoft.com/office/drawing/2015/10/21/chartex" xmlns:cx3="http://schemas.microsoft.com/office/drawing/2016/5/9/chartex" xmlns:cx4="http://schemas.microsoft.com/office/drawing/2016/5/10/chartex" xmlns:cx5="http://schemas.microsoft.com/office/drawing/2016/5/11/chartex" xmlns:cx6="http://schemas.microsoft.com/office/drawing/2016/5/12/chartex" xmlns:cx7="http://schemas.microsoft.com/office/drawing/2016/5/13/chartex" xmlns:cx8="http://schemas.microsoft.com/office/drawing/2016/5/14/chartex" xmlns:mc="http://schemas.openxmlformats.org/markup-compatibility/2006" xmlns:aink="http://schemas.microsoft.com/office/drawing/2016/ink" xmlns:am3d="http://schemas.microsoft.com/office/drawing/2017/model3d" xmlns:o="urn:schemas-microsoft-com:office:office" xmlns:oel="http://schemas.microsoft.com/office/2019/extlst" xmlns:r="http://schemas.openxmlformats.org/officeDocument/2006/relationships" xmlns:m="http://schemas.openxmlformats.org/officeDocument/2006/math" xmlns:v="urn:schemas-microsoft-com:vml" xmlns:wp14="http://schemas.microsoft.com/office/word/2010/wordprocessingDrawing" xmlns:wp="http://schemas.openxmlformats.org/drawingml/2006/wordprocessingDrawing" xmlns:w10="urn:schemas-microsoft-com:office:word" xmlns:w="http://schemas.openxmlformats.org/wordprocessingml/2006/main" xmlns:w14="http://schemas.microsoft.com/office/word/2010/wordml" xmlns:w15="http://schemas.microsoft.com/office/word/2012/wordml" xmlns:w16cex="http://schemas.microsoft.com/office/word/2018/wordml/cex" xmlns:w16cid="http://schemas.microsoft.com/office/word/2016/wordml/cid" xmlns:w16="http://schemas.microsoft.com/office/word/2018/wordml" xmlns:w16du="http://schemas.microsoft.com/office/word/2023/wordml/word16du" xmlns:w16sdtdh="http://schemas.microsoft.com/office/word/2020/wordml/sdtdatahash" xmlns:w16sdtfl="http://schemas.microsoft.com/office/word/2024/wordml/sdtformatlock" xmlns:w16se="http://schemas.microsoft.com/office/word/2015/wordml/symex" xmlns:wpg="http://schemas.microsoft.com/office/word/2010/wordprocessingGroup" xmlns:wpi="http://schemas.microsoft.com/office/word/2010/wordprocessingInk" xmlns:wne="http://schemas.microsoft.com/office/word/2006/wordml" xmlns:wps="http://schemas.microsoft.com/office/word/2010/wordprocessingShape" mc:Ignorable="w14 w15 w16se w16cid w16 w16cex w16sdtdh w16sdtfl w16du wp14">
+<w:hdr xmlns:wpc="http://schemas.microsoft.com/office/word/2010/wordprocessingCanvas" xmlns:cx="http://schemas.microsoft.com/office/drawing/2014/chartex" xmlns:cx1="http://schemas.microsoft.com/office/drawing/2015/9/8/chartex" xmlns:cx2="http://schemas.microsoft.com/office/drawing/2015/10/21/chartex" xmlns:cx3="http://schemas.microsoft.com/office/drawing/2016/5/9/chartex" xmlns:cx4="http://schemas.microsoft.com/office/drawing/2016/5/10/chartex" xmlns:cx5="http://schemas.microsoft.com/office/drawing/2016/5/11/chartex" xmlns:cx6="http://schemas.microsoft.com/office/drawing/2016/5/12/chartex" xmlns:cx7="http://schemas.microsoft.com/office/drawing/2016/5/13/chartex" xmlns:cx8="http://schemas.microsoft.com/office/drawing/2016/5/14/chartex" xmlns:mc="http://schemas.openxmlformats.org/markup-compatibility/2006" xmlns:aink="http://schemas.microsoft.com/office/drawing/2016/ink" xmlns:am3d="http://schemas.microsoft.com/office/drawing/2017/model3d" xmlns:o="urn:schemas-microsoft-com:office:office" xmlns:oel="http://schemas.microsoft.com/office/2019/extlst" xmlns:r="http://schemas.openxmlformats.org/officeDocument/2006/relationships" xmlns:m="http://schemas.openxmlformats.org/officeDocument/2006/math" xmlns:v="urn:schemas-microsoft-com:vml" xmlns:wp14="http://schemas.microsoft.com/office/word/2010/wordprocessingDrawing" xmlns:wp="http://schemas.openxmlformats.org/drawingml/2006/wordprocessingDrawing" xmlns:w10="urn:schemas-microsoft-com:office:word" xmlns:w="http://schemas.openxmlformats.org/wordprocessingml/2006/main" xmlns:w14="http://schemas.microsoft.com/office/word/2010/wordml" xmlns:w15="http://schemas.microsoft.com/office/word/2012/wordml" xmlns:w16cei="http://schemas.microsoft.com/office/word/2026/wordml/cei" xmlns:w16cex="http://schemas.microsoft.com/office/word/2018/wordml/cex" xmlns:w16cid="http://schemas.microsoft.com/office/word/2016/wordml/cid" xmlns:w16="http://schemas.microsoft.com/office/word/2018/wordml" xmlns:w16du="http://schemas.microsoft.com/office/word/2023/wordml/word16du" xmlns:w16sdtdh="http://schemas.microsoft.com/office/word/2020/wordml/sdtdatahash" xmlns:w16sdtfl="http://schemas.microsoft.com/office/word/2024/wordml/sdtformatlock" xmlns:w16se="http://schemas.microsoft.com/office/word/2015/wordml/symex" xmlns:wpg="http://schemas.microsoft.com/office/word/2010/wordprocessingGroup" xmlns:wpi="http://schemas.microsoft.com/office/word/2010/wordprocessingInk" xmlns:wne="http://schemas.microsoft.com/office/word/2006/wordml" xmlns:wps="http://schemas.microsoft.com/office/word/2010/wordprocessingShape" mc:Ignorable="w14 w15 w16se w16cid w16 w16cex w16sdtdh w16sdtfl w16du wp14">
   <w:tbl>
     <w:tblPr>
       <w:tblStyle w:val="TableGrid"/>
@@ -2470,7 +2573,7 @@
 </file>
 
 <file path=word/numbering.xml><?xml version="1.0" encoding="utf-8"?>
-<w:numbering xmlns:wpc="http://schemas.microsoft.com/office/word/2010/wordprocessingCanvas" xmlns:cx="http://schemas.microsoft.com/office/drawing/2014/chartex" xmlns:cx1="http://schemas.microsoft.com/office/drawing/2015/9/8/chartex" xmlns:cx2="http://schemas.microsoft.com/office/drawing/2015/10/21/chartex" xmlns:cx3="http://schemas.microsoft.com/office/drawing/2016/5/9/chartex" xmlns:cx4="http://schemas.microsoft.com/office/drawing/2016/5/10/chartex" xmlns:cx5="http://schemas.microsoft.com/office/drawing/2016/5/11/chartex" xmlns:cx6="http://schemas.microsoft.com/office/drawing/2016/5/12/chartex" xmlns:cx7="http://schemas.microsoft.com/office/drawing/2016/5/13/chartex" xmlns:cx8="http://schemas.microsoft.com/office/drawing/2016/5/14/chartex" xmlns:mc="http://schemas.openxmlformats.org/markup-compatibility/2006" xmlns:aink="http://schemas.microsoft.com/office/drawing/2016/ink" xmlns:am3d="http://schemas.microsoft.com/office/drawing/2017/model3d" xmlns:o="urn:schemas-microsoft-com:office:office" xmlns:oel="http://schemas.microsoft.com/office/2019/extlst" xmlns:r="http://schemas.openxmlformats.org/officeDocument/2006/relationships" xmlns:m="http://schemas.openxmlformats.org/officeDocument/2006/math" xmlns:v="urn:schemas-microsoft-com:vml" xmlns:wp14="http://schemas.microsoft.com/office/word/2010/wordprocessingDrawing" xmlns:wp="http://schemas.openxmlformats.org/drawingml/2006/wordprocessingDrawing" xmlns:w10="urn:schemas-microsoft-com:office:word" xmlns:w="http://schemas.openxmlformats.org/wordprocessingml/2006/main" xmlns:w14="http://schemas.microsoft.com/office/word/2010/wordml" xmlns:w15="http://schemas.microsoft.com/office/word/2012/wordml" xmlns:w16cex="http://schemas.microsoft.com/office/word/2018/wordml/cex" xmlns:w16cid="http://schemas.microsoft.com/office/word/2016/wordml/cid" xmlns:w16="http://schemas.microsoft.com/office/word/2018/wordml" xmlns:w16du="http://schemas.microsoft.com/office/word/2023/wordml/word16du" xmlns:w16sdtdh="http://schemas.microsoft.com/office/word/2020/wordml/sdtdatahash" xmlns:w16sdtfl="http://schemas.microsoft.com/office/word/2024/wordml/sdtformatlock" xmlns:w16se="http://schemas.microsoft.com/office/word/2015/wordml/symex" xmlns:wpg="http://schemas.microsoft.com/office/word/2010/wordprocessingGroup" xmlns:wpi="http://schemas.microsoft.com/office/word/2010/wordprocessingInk" xmlns:wne="http://schemas.microsoft.com/office/word/2006/wordml" xmlns:wps="http://schemas.microsoft.com/office/word/2010/wordprocessingShape" mc:Ignorable="w14 w15 w16se w16cid w16 w16cex w16sdtdh w16sdtfl w16du wp14">
+<w:numbering xmlns:wpc="http://schemas.microsoft.com/office/word/2010/wordprocessingCanvas" xmlns:cx="http://schemas.microsoft.com/office/drawing/2014/chartex" xmlns:cx1="http://schemas.microsoft.com/office/drawing/2015/9/8/chartex" xmlns:cx2="http://schemas.microsoft.com/office/drawing/2015/10/21/chartex" xmlns:cx3="http://schemas.microsoft.com/office/drawing/2016/5/9/chartex" xmlns:cx4="http://schemas.microsoft.com/office/drawing/2016/5/10/chartex" xmlns:cx5="http://schemas.microsoft.com/office/drawing/2016/5/11/chartex" xmlns:cx6="http://schemas.microsoft.com/office/drawing/2016/5/12/chartex" xmlns:cx7="http://schemas.microsoft.com/office/drawing/2016/5/13/chartex" xmlns:cx8="http://schemas.microsoft.com/office/drawing/2016/5/14/chartex" xmlns:mc="http://schemas.openxmlformats.org/markup-compatibility/2006" xmlns:aink="http://schemas.microsoft.com/office/drawing/2016/ink" xmlns:am3d="http://schemas.microsoft.com/office/drawing/2017/model3d" xmlns:o="urn:schemas-microsoft-com:office:office" xmlns:oel="http://schemas.microsoft.com/office/2019/extlst" xmlns:r="http://schemas.openxmlformats.org/officeDocument/2006/relationships" xmlns:m="http://schemas.openxmlformats.org/officeDocument/2006/math" xmlns:v="urn:schemas-microsoft-com:vml" xmlns:wp14="http://schemas.microsoft.com/office/word/2010/wordprocessingDrawing" xmlns:wp="http://schemas.openxmlformats.org/drawingml/2006/wordprocessingDrawing" xmlns:w10="urn:schemas-microsoft-com:office:word" xmlns:w="http://schemas.openxmlformats.org/wordprocessingml/2006/main" xmlns:w14="http://schemas.microsoft.com/office/word/2010/wordml" xmlns:w15="http://schemas.microsoft.com/office/word/2012/wordml" xmlns:w16cei="http://schemas.microsoft.com/office/word/2026/wordml/cei" xmlns:w16cex="http://schemas.microsoft.com/office/word/2018/wordml/cex" xmlns:w16cid="http://schemas.microsoft.com/office/word/2016/wordml/cid" xmlns:w16="http://schemas.microsoft.com/office/word/2018/wordml" xmlns:w16du="http://schemas.microsoft.com/office/word/2023/wordml/word16du" xmlns:w16sdtdh="http://schemas.microsoft.com/office/word/2020/wordml/sdtdatahash" xmlns:w16sdtfl="http://schemas.microsoft.com/office/word/2024/wordml/sdtformatlock" xmlns:w16se="http://schemas.microsoft.com/office/word/2015/wordml/symex" xmlns:wpg="http://schemas.microsoft.com/office/word/2010/wordprocessingGroup" xmlns:wpi="http://schemas.microsoft.com/office/word/2010/wordprocessingInk" xmlns:wne="http://schemas.microsoft.com/office/word/2006/wordml" xmlns:wps="http://schemas.microsoft.com/office/word/2010/wordprocessingShape" mc:Ignorable="w14 w15 w16se w16cid w16 w16cex w16sdtdh w16sdtfl w16du wp14">
   <w:abstractNum w:abstractNumId="0" w15:restartNumberingAfterBreak="0">
     <w:nsid w:val="00A73EF8"/>
     <w:multiLevelType w:val="hybridMultilevel"/>
@@ -6687,68 +6790,15 @@
 </file>
 
 <file path=customXml/item1.xml><?xml version="1.0" encoding="utf-8"?>
-<p:properties xmlns:p="http://schemas.microsoft.com/office/2006/metadata/properties" xmlns:xsi="http://www.w3.org/2001/XMLSchema-instance">
-  <documentManagement>
-    <_dlc_DocId xmlns="9e25b213-8f24-4405-9f1d-114327f56599">VSRJE7377HCP-293-53</_dlc_DocId>
-    <_dlc_DocIdUrl xmlns="9e25b213-8f24-4405-9f1d-114327f56599">
-      <Url>https://bawt.gov.bc.ca/databc/databcteam/_layouts/DocIdRedir.aspx?ID=VSRJE7377HCP-293-53</Url>
-      <Description>VSRJE7377HCP-293-53</Description>
-    </_dlc_DocIdUrl>
-  </documentManagement>
-</p:properties>
+<?mso-contentType ?>
+<FormTemplates xmlns="http://schemas.microsoft.com/sharepoint/v3/contenttype/forms">
+  <Display>DocumentLibraryForm</Display>
+  <Edit>DocumentLibraryForm</Edit>
+  <New>DocumentLibraryForm</New>
+</FormTemplates>
 </file>
 
 <file path=customXml/item2.xml><?xml version="1.0" encoding="utf-8"?>
-<b:Sources xmlns:b="http://schemas.openxmlformats.org/officeDocument/2006/bibliography" xmlns="http://schemas.openxmlformats.org/officeDocument/2006/bibliography" SelectedStyle="\APA.XSL" StyleName="APA"/>
-</file>
-
-<file path=customXml/item3.xml><?xml version="1.0" encoding="utf-8"?>
-<?mso-contentType ?>
-<spe:Receivers xmlns:spe="http://schemas.microsoft.com/sharepoint/events">
-  <Receiver>
-    <Name>Document ID Generator</Name>
-    <Synchronization>Synchronous</Synchronization>
-    <Type>10001</Type>
-    <SequenceNumber>1000</SequenceNumber>
-    <Assembly>Microsoft.Office.DocumentManagement, Version=14.0.0.0, Culture=neutral, PublicKeyToken=71e9bce111e9429c</Assembly>
-    <Class>Microsoft.Office.DocumentManagement.Internal.DocIdHandler</Class>
-    <Data/>
-    <Filter/>
-  </Receiver>
-  <Receiver>
-    <Name>Document ID Generator</Name>
-    <Synchronization>Synchronous</Synchronization>
-    <Type>10002</Type>
-    <SequenceNumber>1001</SequenceNumber>
-    <Assembly>Microsoft.Office.DocumentManagement, Version=14.0.0.0, Culture=neutral, PublicKeyToken=71e9bce111e9429c</Assembly>
-    <Class>Microsoft.Office.DocumentManagement.Internal.DocIdHandler</Class>
-    <Data/>
-    <Filter/>
-  </Receiver>
-  <Receiver>
-    <Name>Document ID Generator</Name>
-    <Synchronization>Synchronous</Synchronization>
-    <Type>10004</Type>
-    <SequenceNumber>1002</SequenceNumber>
-    <Assembly>Microsoft.Office.DocumentManagement, Version=14.0.0.0, Culture=neutral, PublicKeyToken=71e9bce111e9429c</Assembly>
-    <Class>Microsoft.Office.DocumentManagement.Internal.DocIdHandler</Class>
-    <Data/>
-    <Filter/>
-  </Receiver>
-  <Receiver>
-    <Name>Document ID Generator</Name>
-    <Synchronization>Synchronous</Synchronization>
-    <Type>10006</Type>
-    <SequenceNumber>1003</SequenceNumber>
-    <Assembly>Microsoft.Office.DocumentManagement, Version=14.0.0.0, Culture=neutral, PublicKeyToken=71e9bce111e9429c</Assembly>
-    <Class>Microsoft.Office.DocumentManagement.Internal.DocIdHandler</Class>
-    <Data/>
-    <Filter/>
-  </Receiver>
-</spe:Receivers>
-</file>
-
-<file path=customXml/item4.xml><?xml version="1.0" encoding="utf-8"?>
 <ct:contentTypeSchema xmlns:ct="http://schemas.microsoft.com/office/2006/metadata/contentType" xmlns:ma="http://schemas.microsoft.com/office/2006/metadata/properties/metaAttributes" ct:_="" ma:_="" ma:contentTypeName="Document" ma:contentTypeID="0x01010005F53318E09040429F768C23018FEFF5" ma:contentTypeVersion="1" ma:contentTypeDescription="Create a new document." ma:contentTypeScope="" ma:versionID="d4b48acb9a0aa1ae4853aba9b3ed9305">
   <xsd:schema xmlns:xsd="http://www.w3.org/2001/XMLSchema" xmlns:xs="http://www.w3.org/2001/XMLSchema" xmlns:p="http://schemas.microsoft.com/office/2006/metadata/properties" xmlns:ns2="9e25b213-8f24-4405-9f1d-114327f56599" targetNamespace="http://schemas.microsoft.com/office/2006/metadata/properties" ma:root="true" ma:fieldsID="bb97cc1e32c6514f37361c6d6151b2c4" ns2:_="">
     <xsd:import namespace="9e25b213-8f24-4405-9f1d-114327f56599"/>
@@ -6893,41 +6943,77 @@
 </ct:contentTypeSchema>
 </file>
 
+<file path=customXml/item3.xml><?xml version="1.0" encoding="utf-8"?>
+<?mso-contentType ?>
+<spe:Receivers xmlns:spe="http://schemas.microsoft.com/sharepoint/events">
+  <Receiver>
+    <Name>Document ID Generator</Name>
+    <Synchronization>Synchronous</Synchronization>
+    <Type>10001</Type>
+    <SequenceNumber>1000</SequenceNumber>
+    <Assembly>Microsoft.Office.DocumentManagement, Version=14.0.0.0, Culture=neutral, PublicKeyToken=71e9bce111e9429c</Assembly>
+    <Class>Microsoft.Office.DocumentManagement.Internal.DocIdHandler</Class>
+    <Data/>
+    <Filter/>
+  </Receiver>
+  <Receiver>
+    <Name>Document ID Generator</Name>
+    <Synchronization>Synchronous</Synchronization>
+    <Type>10002</Type>
+    <SequenceNumber>1001</SequenceNumber>
+    <Assembly>Microsoft.Office.DocumentManagement, Version=14.0.0.0, Culture=neutral, PublicKeyToken=71e9bce111e9429c</Assembly>
+    <Class>Microsoft.Office.DocumentManagement.Internal.DocIdHandler</Class>
+    <Data/>
+    <Filter/>
+  </Receiver>
+  <Receiver>
+    <Name>Document ID Generator</Name>
+    <Synchronization>Synchronous</Synchronization>
+    <Type>10004</Type>
+    <SequenceNumber>1002</SequenceNumber>
+    <Assembly>Microsoft.Office.DocumentManagement, Version=14.0.0.0, Culture=neutral, PublicKeyToken=71e9bce111e9429c</Assembly>
+    <Class>Microsoft.Office.DocumentManagement.Internal.DocIdHandler</Class>
+    <Data/>
+    <Filter/>
+  </Receiver>
+  <Receiver>
+    <Name>Document ID Generator</Name>
+    <Synchronization>Synchronous</Synchronization>
+    <Type>10006</Type>
+    <SequenceNumber>1003</SequenceNumber>
+    <Assembly>Microsoft.Office.DocumentManagement, Version=14.0.0.0, Culture=neutral, PublicKeyToken=71e9bce111e9429c</Assembly>
+    <Class>Microsoft.Office.DocumentManagement.Internal.DocIdHandler</Class>
+    <Data/>
+    <Filter/>
+  </Receiver>
+</spe:Receivers>
+</file>
+
+<file path=customXml/item4.xml><?xml version="1.0" encoding="utf-8"?>
+<b:Sources xmlns:b="http://schemas.openxmlformats.org/officeDocument/2006/bibliography" xmlns="http://schemas.openxmlformats.org/officeDocument/2006/bibliography" SelectedStyle="\APA.XSL" StyleName="APA"/>
+</file>
+
 <file path=customXml/item5.xml><?xml version="1.0" encoding="utf-8"?>
-<?mso-contentType ?>
-<FormTemplates xmlns="http://schemas.microsoft.com/sharepoint/v3/contenttype/forms">
-  <Display>DocumentLibraryForm</Display>
-  <Edit>DocumentLibraryForm</Edit>
-  <New>DocumentLibraryForm</New>
-</FormTemplates>
+<p:properties xmlns:p="http://schemas.microsoft.com/office/2006/metadata/properties" xmlns:xsi="http://www.w3.org/2001/XMLSchema-instance">
+  <documentManagement>
+    <_dlc_DocId xmlns="9e25b213-8f24-4405-9f1d-114327f56599">VSRJE7377HCP-293-53</_dlc_DocId>
+    <_dlc_DocIdUrl xmlns="9e25b213-8f24-4405-9f1d-114327f56599">
+      <Url>https://bawt.gov.bc.ca/databc/databcteam/_layouts/DocIdRedir.aspx?ID=VSRJE7377HCP-293-53</Url>
+      <Description>VSRJE7377HCP-293-53</Description>
+    </_dlc_DocIdUrl>
+  </documentManagement>
+</p:properties>
 </file>
 
 <file path=customXml/itemProps1.xml><?xml version="1.0" encoding="utf-8"?>
-<ds:datastoreItem xmlns:ds="http://schemas.openxmlformats.org/officeDocument/2006/customXml" ds:itemID="{4F5D3724-6051-43D4-B027-56200022B05B}">
+<ds:datastoreItem xmlns:ds="http://schemas.openxmlformats.org/officeDocument/2006/customXml" ds:itemID="{ABA8E140-4782-4963-9EA7-C6B91DC33F25}">
   <ds:schemaRefs>
-    <ds:schemaRef ds:uri="http://schemas.microsoft.com/office/2006/metadata/properties"/>
-    <ds:schemaRef ds:uri="9e25b213-8f24-4405-9f1d-114327f56599"/>
+    <ds:schemaRef ds:uri="http://schemas.microsoft.com/sharepoint/v3/contenttype/forms"/>
   </ds:schemaRefs>
 </ds:datastoreItem>
 </file>
 
 <file path=customXml/itemProps2.xml><?xml version="1.0" encoding="utf-8"?>
-<ds:datastoreItem xmlns:ds="http://schemas.openxmlformats.org/officeDocument/2006/customXml" ds:itemID="{DEBCA6A8-E506-4798-BB71-FDB1D85E1F3E}">
-  <ds:schemaRefs>
-    <ds:schemaRef ds:uri="http://schemas.openxmlformats.org/officeDocument/2006/bibliography"/>
-  </ds:schemaRefs>
-</ds:datastoreItem>
-</file>
-
-<file path=customXml/itemProps3.xml><?xml version="1.0" encoding="utf-8"?>
-<ds:datastoreItem xmlns:ds="http://schemas.openxmlformats.org/officeDocument/2006/customXml" ds:itemID="{9753AC55-4CBF-4310-9C57-A080F628D7AB}">
-  <ds:schemaRefs>
-    <ds:schemaRef ds:uri="http://schemas.microsoft.com/sharepoint/events"/>
-  </ds:schemaRefs>
-</ds:datastoreItem>
-</file>
-
-<file path=customXml/itemProps4.xml><?xml version="1.0" encoding="utf-8"?>
 <ds:datastoreItem xmlns:ds="http://schemas.openxmlformats.org/officeDocument/2006/customXml" ds:itemID="{7830D8E5-41D2-47E5-A4D6-EF615B248749}">
   <ds:schemaRefs>
     <ds:schemaRef ds:uri="http://schemas.microsoft.com/office/2006/metadata/contentType"/>
@@ -6945,10 +7031,27 @@
 </ds:datastoreItem>
 </file>
 
+<file path=customXml/itemProps3.xml><?xml version="1.0" encoding="utf-8"?>
+<ds:datastoreItem xmlns:ds="http://schemas.openxmlformats.org/officeDocument/2006/customXml" ds:itemID="{9753AC55-4CBF-4310-9C57-A080F628D7AB}">
+  <ds:schemaRefs>
+    <ds:schemaRef ds:uri="http://schemas.microsoft.com/sharepoint/events"/>
+  </ds:schemaRefs>
+</ds:datastoreItem>
+</file>
+
+<file path=customXml/itemProps4.xml><?xml version="1.0" encoding="utf-8"?>
+<ds:datastoreItem xmlns:ds="http://schemas.openxmlformats.org/officeDocument/2006/customXml" ds:itemID="{DEBCA6A8-E506-4798-BB71-FDB1D85E1F3E}">
+  <ds:schemaRefs>
+    <ds:schemaRef ds:uri="http://schemas.openxmlformats.org/officeDocument/2006/bibliography"/>
+  </ds:schemaRefs>
+</ds:datastoreItem>
+</file>
+
 <file path=customXml/itemProps5.xml><?xml version="1.0" encoding="utf-8"?>
-<ds:datastoreItem xmlns:ds="http://schemas.openxmlformats.org/officeDocument/2006/customXml" ds:itemID="{ABA8E140-4782-4963-9EA7-C6B91DC33F25}">
+<ds:datastoreItem xmlns:ds="http://schemas.openxmlformats.org/officeDocument/2006/customXml" ds:itemID="{4F5D3724-6051-43D4-B027-56200022B05B}">
   <ds:schemaRefs>
-    <ds:schemaRef ds:uri="http://schemas.microsoft.com/sharepoint/v3/contenttype/forms"/>
+    <ds:schemaRef ds:uri="http://schemas.microsoft.com/office/2006/metadata/properties"/>
+    <ds:schemaRef ds:uri="9e25b213-8f24-4405-9f1d-114327f56599"/>
   </ds:schemaRefs>
 </ds:datastoreItem>
 </file>